--- a/docs/PRD_v2.1_Diagnostico_Organizacional.docx
+++ b/docs/PRD_v2.1_Diagnostico_Organizacional.docx
@@ -3014,6 +3014,12 @@
       </w:pPr>
       <w:r>
         <w:t xml:space="preserve">El canvas tiene 4 capas que representan diferentes modos de interacción con la misma información. El usuario cambia de capa mediante un selector visible (tabs o toggle en la parte superior del canvas). Cambiar de capa no cambia de pantalla; cambia qué información es visible y qué acciones están disponibles.</w:t>
+      </w:r>
+    </w:p>
+    <w:p>
+      <w:pPr/>
+      <w:r>
+        <w:t xml:space="preserve">Estructura y Recolección son capas de captura: el administrador construye la organización y gestiona las invitaciones. Análisis y Resultados son capas de lectura densa con coordinación visual: el canvas actúa como ancla estructural mientras los paneles contienen información contextualizada en la estructura real. En las primeras el admin actúa; en las segundas, comprende. En Análisis y Resultados el canvas nunca es decorativo: siempre es reactivo.</w:t>
       </w:r>
     </w:p>
     <w:p>
@@ -5038,11 +5044,9 @@
           <w:b/>
           <w:bCs/>
         </w:rPr>
-        <w:t xml:space="preserve">Decisión de diseño (no negociable): </w:t>
-      </w:r>
-      <w:r>
-        <w:t xml:space="preserve">el diagnóstico narrativo se presenta como un panel expandido lateral derecho que ocupa entre el 60% y 70% del viewport, manteniendo el canvas visible y parcialmente interactivo en el 30–40% restante.</w:t>
-      </w:r>
+        <w:t>Arquitectura híbrida (no negociable): el canvas actúa como ancla estructural durante toda la exploración de resultados. Los paneles son contenedores de información densa, siempre contextualizados en el canvas. La navegación es bidireccional: el usuario puede partir del canvas (clic en nodo → panel de análisis del nodo) o del contenido narrativo (clic en hallazgo → el canvas resalta los nodos relevantes). El diagnóstico narrativo ocupa el 60–70% del viewport como panel lateral derecho expandido, manteniendo el canvas visible y reactivo en segundo plano. La coordinación visual canvas-narrativa es obligatoria: cuando el diagnóstico menciona un área o dimensión, el canvas resalta los nodos afectados en tiempo real.</w:t>
+      </w:r>
+      <w:r/>
     </w:p>
     <w:p>
       <w:pPr>
@@ -5118,8 +5122,52 @@
       </w:r>
     </w:p>
     <w:p>
+      <w:pPr>
+        <w:pStyle w:val="ListParagraph"/>
+      </w:pPr>
+      <w:r>
+        <w:t xml:space="preserve">Navegación bidireccional obligatoria: clic en hallazgo o dimensión en el panel → canvas resalta los nodos relevantes; clic en nodo del canvas → panel navega al contenido correspondiente.</w:t>
+      </w:r>
+    </w:p>
+    <w:p>
       <w:r>
         <w:br w:type="page"/>
+      </w:r>
+    </w:p>
+    <w:p>
+      <w:pPr>
+        <w:pStyle w:val="Heading2"/>
+      </w:pPr>
+      <w:r>
+        <w:t xml:space="preserve">7.10. Criterio de validación de diseño</w:t>
+      </w:r>
+    </w:p>
+    <w:p>
+      <w:pPr/>
+      <w:r>
+        <w:t xml:space="preserve">Antes de implementar cualquier elemento de UI en las capas Análisis o Resultados: ¿Esta información se puede ubicar en la organización (asignar a nodo(s) específicos)?</w:t>
+      </w:r>
+    </w:p>
+    <w:p>
+      <w:pPr>
+        <w:pStyle w:val="ListParagraph"/>
+      </w:pPr>
+      <w:r>
+        <w:t xml:space="preserve">Si la respuesta es sí → conectar al canvas: resaltar el o los nodos relevantes cuando se visualiza esa información.</w:t>
+      </w:r>
+    </w:p>
+    <w:p>
+      <w:pPr>
+        <w:pStyle w:val="ListParagraph"/>
+      </w:pPr>
+      <w:r>
+        <w:t xml:space="preserve">Si la respuesta es no → puede vivir fuera del canvas, pero debe incluir un mecanismo de retorno claro al contexto estructural.</w:t>
+      </w:r>
+    </w:p>
+    <w:p>
+      <w:pPr/>
+      <w:r>
+        <w:t xml:space="preserve">Este criterio aplica a: hallazgos, recomendaciones, scores por dimensión, gráficas comparativas y cualquier dato derivado del análisis. El usuario nunca debe perder la conexión entre la información y la organización real que está diagnosticando.</w:t>
       </w:r>
     </w:p>
     <w:p>
